--- a/code/Figure/Figure and Table Generation Guide.docx
+++ b/code/Figure/Figure and Table Generation Guide.docx
@@ -37,141 +37,607 @@
         </w:rPr>
       </w:pPr>
       <w:r>
-        <w:rPr>
-          <w:rFonts w:hint="eastAsia"/>
-        </w:rPr>
-        <w:t xml:space="preserve">To enable faster replication of our research findings, we have compiled this guide and provided step-by-step instructions for </w:t>
-      </w:r>
-      <w:r>
-        <w:rPr>
-          <w:rFonts w:eastAsiaTheme="minorEastAsia" w:hint="eastAsia"/>
-        </w:rPr>
-        <w:t>Figures and Tables</w:t>
-      </w:r>
-      <w:r>
-        <w:rPr>
-          <w:rFonts w:hint="eastAsia"/>
+        <w:t>To facilitate the replication of our research findings, this guide provides step-by-step instructions for regenerating the figures and tables. The corresponding code is implemented in MATLAB (.m) and Python (.</w:t>
+      </w:r>
+      <w:proofErr w:type="spellStart"/>
+      <w:r>
+        <w:t>py</w:t>
+      </w:r>
+      <w:proofErr w:type="spellEnd"/>
+      <w:r>
+        <w:t>).</w:t>
+      </w:r>
+    </w:p>
+    <w:p>
+      <w:pPr>
+        <w:rPr>
+          <w:rFonts w:eastAsiaTheme="minorEastAsia"/>
+        </w:rPr>
+      </w:pPr>
+    </w:p>
+    <w:p>
+      <w:pPr>
+        <w:rPr>
+          <w:rFonts w:eastAsiaTheme="minorEastAsia"/>
+        </w:rPr>
+      </w:pPr>
+      <w:bookmarkStart w:id="0" w:name="_Hlk213866543"/>
+      <w:r>
+        <w:rPr>
+          <w:rFonts w:eastAsiaTheme="minorEastAsia" w:hint="eastAsia"/>
+        </w:rPr>
+        <w:t>Figure 3:</w:t>
+      </w:r>
+      <w:r>
+        <w:t xml:space="preserve"> </w:t>
+      </w:r>
+    </w:p>
+    <w:p>
+      <w:pPr>
+        <w:rPr>
+          <w:rFonts w:eastAsiaTheme="minorEastAsia"/>
+        </w:rPr>
+      </w:pPr>
+      <w:r>
+        <w:rPr>
+          <w:rFonts w:eastAsiaTheme="minorEastAsia" w:hint="eastAsia"/>
+        </w:rPr>
+        <w:t xml:space="preserve">Step 1: </w:t>
+      </w:r>
+      <w:r>
+        <w:rPr>
+          <w:rFonts w:eastAsiaTheme="minorEastAsia"/>
+        </w:rPr>
+        <w:t xml:space="preserve">Run MRMR_SELECT.py to select relevant variables. Both correlation and MRMR scores will be displayed in the output. Sample datasets for the five land cover types are provided in the PFT folder. Modify the </w:t>
+      </w:r>
+      <w:proofErr w:type="spellStart"/>
+      <w:r>
+        <w:rPr>
+          <w:rFonts w:eastAsiaTheme="minorEastAsia"/>
+        </w:rPr>
+        <w:t>csv_file_path</w:t>
+      </w:r>
+      <w:proofErr w:type="spellEnd"/>
+      <w:r>
+        <w:rPr>
+          <w:rFonts w:eastAsiaTheme="minorEastAsia"/>
+        </w:rPr>
+        <w:t xml:space="preserve"> variable in the code to process the desired dataset.</w:t>
+      </w:r>
+    </w:p>
+    <w:p>
+      <w:pPr>
+        <w:rPr>
+          <w:rFonts w:eastAsiaTheme="minorEastAsia"/>
+        </w:rPr>
+      </w:pPr>
+      <w:r>
+        <w:rPr>
+          <w:rFonts w:eastAsiaTheme="minorEastAsia"/>
+        </w:rPr>
+        <w:t xml:space="preserve">Step </w:t>
+      </w:r>
+      <w:r>
+        <w:rPr>
+          <w:rFonts w:eastAsiaTheme="minorEastAsia" w:hint="eastAsia"/>
+        </w:rPr>
+        <w:t>2</w:t>
+      </w:r>
+      <w:r>
+        <w:rPr>
+          <w:rFonts w:eastAsiaTheme="minorEastAsia"/>
+        </w:rPr>
+        <w:t>: The correlation and MRMR scores are compiled and stored in the Figure3.xlsx file</w:t>
+      </w:r>
+    </w:p>
+    <w:p>
+      <w:pPr>
+        <w:rPr>
+          <w:rFonts w:eastAsiaTheme="minorEastAsia"/>
+        </w:rPr>
+      </w:pPr>
+      <w:r>
+        <w:rPr>
+          <w:rFonts w:eastAsiaTheme="minorEastAsia"/>
+        </w:rPr>
+        <w:t xml:space="preserve">Step </w:t>
+      </w:r>
+      <w:r>
+        <w:rPr>
+          <w:rFonts w:eastAsiaTheme="minorEastAsia" w:hint="eastAsia"/>
+        </w:rPr>
+        <w:t>3</w:t>
+      </w:r>
+      <w:r>
+        <w:rPr>
+          <w:rFonts w:eastAsiaTheme="minorEastAsia"/>
+        </w:rPr>
+        <w:t>: Execute Figure3.m to generate Figure 3.</w:t>
+      </w:r>
+    </w:p>
+    <w:p>
+      <w:pPr>
+        <w:rPr>
+          <w:rFonts w:eastAsiaTheme="minorEastAsia"/>
+        </w:rPr>
+      </w:pPr>
+    </w:p>
+    <w:bookmarkEnd w:id="0"/>
+    <w:p>
+      <w:pPr>
+        <w:rPr>
+          <w:rFonts w:eastAsiaTheme="minorEastAsia"/>
+        </w:rPr>
+      </w:pPr>
+      <w:r>
+        <w:rPr>
+          <w:rFonts w:eastAsiaTheme="minorEastAsia" w:hint="eastAsia"/>
+        </w:rPr>
+        <w:t>Figure 4:</w:t>
+      </w:r>
+      <w:r>
+        <w:t xml:space="preserve"> </w:t>
+      </w:r>
+    </w:p>
+    <w:p>
+      <w:pPr>
+        <w:rPr>
+          <w:rFonts w:eastAsiaTheme="minorEastAsia"/>
+        </w:rPr>
+      </w:pPr>
+      <w:r>
+        <w:rPr>
+          <w:rFonts w:eastAsiaTheme="minorEastAsia"/>
+        </w:rPr>
+        <w:t xml:space="preserve">Step 1: Use the MMsimilarity_calculation_test_LC_fold10.m file to generate validation results for corresponding land cover types. LC represents five land cover types, and the results are stored in the </w:t>
+      </w:r>
+      <w:proofErr w:type="spellStart"/>
+      <w:r>
+        <w:rPr>
+          <w:rFonts w:eastAsiaTheme="minorEastAsia"/>
+        </w:rPr>
+        <w:t>Geo_analysis</w:t>
+      </w:r>
+      <w:proofErr w:type="spellEnd"/>
+      <w:r>
+        <w:rPr>
+          <w:rFonts w:eastAsiaTheme="minorEastAsia"/>
+        </w:rPr>
+        <w:t xml:space="preserve"> folder.</w:t>
+      </w:r>
+    </w:p>
+    <w:p>
+      <w:pPr>
+        <w:rPr>
+          <w:rFonts w:eastAsiaTheme="minorEastAsia"/>
+        </w:rPr>
+      </w:pPr>
+      <w:r>
+        <w:rPr>
+          <w:rFonts w:eastAsiaTheme="minorEastAsia" w:hint="eastAsia"/>
+        </w:rPr>
+        <w:t xml:space="preserve">Step 2: </w:t>
+      </w:r>
+      <w:r>
+        <w:rPr>
+          <w:rFonts w:eastAsiaTheme="minorEastAsia"/>
+        </w:rPr>
+        <w:t>The final R</w:t>
+      </w:r>
+      <w:r>
+        <w:rPr>
+          <w:rFonts w:eastAsiaTheme="minorEastAsia" w:hint="eastAsia"/>
+          <w:vertAlign w:val="superscript"/>
+        </w:rPr>
+        <w:t>2</w:t>
+      </w:r>
+      <w:r>
+        <w:rPr>
+          <w:rFonts w:eastAsiaTheme="minorEastAsia"/>
+        </w:rPr>
+        <w:t>, RMSE, bias, and slope values are stored in variables named *_geo. We have also organized them into a folder named Result</w:t>
+      </w:r>
+      <w:r>
+        <w:rPr>
+          <w:rFonts w:eastAsiaTheme="minorEastAsia" w:hint="eastAsia"/>
+        </w:rPr>
+        <w:t xml:space="preserve"> (</w:t>
+      </w:r>
+      <w:r>
+        <w:rPr>
+          <w:rFonts w:eastAsiaTheme="minorEastAsia"/>
+        </w:rPr>
+        <w:t>10fold_validation_</w:t>
+      </w:r>
+      <w:r>
+        <w:rPr>
+          <w:rFonts w:eastAsiaTheme="minorEastAsia" w:hint="eastAsia"/>
+        </w:rPr>
+        <w:t>LC</w:t>
+      </w:r>
+      <w:r>
+        <w:rPr>
+          <w:rFonts w:eastAsiaTheme="minorEastAsia"/>
+        </w:rPr>
+        <w:t>.xlsx</w:t>
+      </w:r>
+      <w:r>
+        <w:rPr>
+          <w:rFonts w:eastAsiaTheme="minorEastAsia" w:hint="eastAsia"/>
+        </w:rPr>
+        <w:t>)</w:t>
+      </w:r>
+      <w:r>
+        <w:rPr>
+          <w:rFonts w:eastAsiaTheme="minorEastAsia"/>
         </w:rPr>
         <w:t>.</w:t>
       </w:r>
-      <w:r>
-        <w:t xml:space="preserve"> The code for generating the relevant</w:t>
-      </w:r>
-      <w:r>
-        <w:rPr>
-          <w:rFonts w:eastAsiaTheme="minorEastAsia" w:hint="eastAsia"/>
-        </w:rPr>
-        <w:t xml:space="preserve"> Figure</w:t>
-      </w:r>
-      <w:r>
-        <w:t xml:space="preserve">s was implemented using MATLAB </w:t>
-      </w:r>
-      <w:r>
-        <w:rPr>
-          <w:rFonts w:eastAsiaTheme="minorEastAsia" w:hint="eastAsia"/>
-        </w:rPr>
-        <w:t xml:space="preserve">(*.m) </w:t>
-      </w:r>
-      <w:r>
-        <w:t>and Python</w:t>
-      </w:r>
-      <w:r>
-        <w:rPr>
-          <w:rFonts w:eastAsiaTheme="minorEastAsia" w:hint="eastAsia"/>
-        </w:rPr>
-        <w:t xml:space="preserve"> (*.</w:t>
+    </w:p>
+    <w:p>
+      <w:pPr>
+        <w:rPr>
+          <w:rFonts w:eastAsiaTheme="minorEastAsia"/>
+        </w:rPr>
+      </w:pPr>
+      <w:r>
+        <w:rPr>
+          <w:rFonts w:eastAsiaTheme="minorEastAsia"/>
+        </w:rPr>
+        <w:t xml:space="preserve">Step </w:t>
+      </w:r>
+      <w:r>
+        <w:rPr>
+          <w:rFonts w:eastAsiaTheme="minorEastAsia" w:hint="eastAsia"/>
+        </w:rPr>
+        <w:t>3</w:t>
+      </w:r>
+      <w:r>
+        <w:rPr>
+          <w:rFonts w:eastAsiaTheme="minorEastAsia"/>
+        </w:rPr>
+        <w:t>: Run Figure4.m to generate Figure 4.</w:t>
+      </w:r>
+    </w:p>
+    <w:p>
+      <w:pPr>
+        <w:rPr>
+          <w:rFonts w:eastAsiaTheme="minorEastAsia"/>
+        </w:rPr>
+      </w:pPr>
+    </w:p>
+    <w:p>
+      <w:pPr>
+        <w:rPr>
+          <w:rFonts w:eastAsiaTheme="minorEastAsia"/>
+        </w:rPr>
+      </w:pPr>
+      <w:r>
+        <w:rPr>
+          <w:rFonts w:eastAsiaTheme="minorEastAsia" w:hint="eastAsia"/>
+        </w:rPr>
+        <w:t xml:space="preserve">Figure 5: </w:t>
+      </w:r>
+    </w:p>
+    <w:p>
+      <w:pPr>
+        <w:rPr>
+          <w:rFonts w:eastAsiaTheme="minorEastAsia"/>
+        </w:rPr>
+      </w:pPr>
+      <w:bookmarkStart w:id="1" w:name="_Hlk214211705"/>
+      <w:r>
+        <w:rPr>
+          <w:rFonts w:eastAsiaTheme="minorEastAsia"/>
+        </w:rPr>
+        <w:t>Step 1:</w:t>
+      </w:r>
+      <w:bookmarkEnd w:id="1"/>
+      <w:r>
+        <w:rPr>
+          <w:rFonts w:eastAsiaTheme="minorEastAsia" w:hint="eastAsia"/>
+        </w:rPr>
+        <w:t xml:space="preserve"> </w:t>
+      </w:r>
+      <w:r>
+        <w:rPr>
+          <w:rFonts w:eastAsiaTheme="minorEastAsia"/>
+        </w:rPr>
+        <w:t xml:space="preserve">Figure 5 presents statistical results derived from the GEO_NEP </w:t>
+      </w:r>
+      <w:r>
+        <w:rPr>
+          <w:rFonts w:eastAsiaTheme="minorEastAsia" w:hint="eastAsia"/>
+        </w:rPr>
+        <w:t>dataset</w:t>
+      </w:r>
+      <w:r>
+        <w:rPr>
+          <w:rFonts w:eastAsiaTheme="minorEastAsia"/>
+        </w:rPr>
+        <w:t xml:space="preserve">. Therefore, to reproduce the findings, you must first download the </w:t>
+      </w:r>
+      <w:r>
+        <w:rPr>
+          <w:rFonts w:eastAsiaTheme="minorEastAsia" w:hint="eastAsia"/>
+        </w:rPr>
+        <w:t>dataset</w:t>
+      </w:r>
+      <w:r>
+        <w:rPr>
+          <w:rFonts w:eastAsiaTheme="minorEastAsia"/>
+        </w:rPr>
+        <w:t xml:space="preserve"> from https://doi.org/10.5281/zenodo.17623397.</w:t>
+      </w:r>
+    </w:p>
+    <w:p>
+      <w:pPr>
+        <w:rPr>
+          <w:rFonts w:eastAsiaTheme="minorEastAsia"/>
+        </w:rPr>
+      </w:pPr>
+      <w:r>
+        <w:rPr>
+          <w:rFonts w:eastAsiaTheme="minorEastAsia"/>
+        </w:rPr>
+        <w:t xml:space="preserve">Step </w:t>
+      </w:r>
+      <w:r>
+        <w:rPr>
+          <w:rFonts w:eastAsiaTheme="minorEastAsia" w:hint="eastAsia"/>
+        </w:rPr>
+        <w:t>2</w:t>
+      </w:r>
+      <w:r>
+        <w:rPr>
+          <w:rFonts w:eastAsiaTheme="minorEastAsia"/>
+        </w:rPr>
+        <w:t>:</w:t>
+      </w:r>
+      <w:r>
+        <w:rPr>
+          <w:rFonts w:eastAsiaTheme="minorEastAsia" w:hint="eastAsia"/>
+        </w:rPr>
+        <w:t xml:space="preserve"> </w:t>
+      </w:r>
+      <w:r>
+        <w:rPr>
+          <w:rFonts w:eastAsiaTheme="minorEastAsia"/>
+        </w:rPr>
+        <w:t xml:space="preserve">Use </w:t>
       </w:r>
       <w:proofErr w:type="spellStart"/>
       <w:r>
         <w:rPr>
-          <w:rFonts w:eastAsiaTheme="minorEastAsia" w:hint="eastAsia"/>
-        </w:rPr>
-        <w:t>py</w:t>
+          <w:rFonts w:eastAsiaTheme="minorEastAsia"/>
+        </w:rPr>
+        <w:t>Calculate_monthly_NEP.m</w:t>
       </w:r>
       <w:proofErr w:type="spellEnd"/>
       <w:r>
         <w:rPr>
-          <w:rFonts w:eastAsiaTheme="minorEastAsia" w:hint="eastAsia"/>
-        </w:rPr>
-        <w:t>)</w:t>
-      </w:r>
-      <w:r>
-        <w:t>.</w:t>
-      </w:r>
-    </w:p>
-    <w:p>
-      <w:pPr>
-        <w:rPr>
-          <w:rFonts w:eastAsiaTheme="minorEastAsia"/>
-        </w:rPr>
-      </w:pPr>
-    </w:p>
-    <w:p>
-      <w:pPr>
-        <w:rPr>
-          <w:rFonts w:eastAsiaTheme="minorEastAsia"/>
-        </w:rPr>
-      </w:pPr>
-      <w:bookmarkStart w:id="0" w:name="_Hlk213866543"/>
-      <w:r>
-        <w:rPr>
-          <w:rFonts w:eastAsiaTheme="minorEastAsia" w:hint="eastAsia"/>
-        </w:rPr>
-        <w:t>Figure 3:</w:t>
+          <w:rFonts w:eastAsiaTheme="minorEastAsia"/>
+        </w:rPr>
+        <w:t xml:space="preserve"> and </w:t>
+      </w:r>
+      <w:proofErr w:type="spellStart"/>
+      <w:proofErr w:type="gramStart"/>
+      <w:r>
+        <w:rPr>
+          <w:rFonts w:eastAsiaTheme="minorEastAsia"/>
+        </w:rPr>
+        <w:t>Calculate</w:t>
+      </w:r>
+      <w:proofErr w:type="gramEnd"/>
+      <w:r>
+        <w:rPr>
+          <w:rFonts w:eastAsiaTheme="minorEastAsia"/>
+        </w:rPr>
+        <w:t>_monthly_uncertainty.m</w:t>
+      </w:r>
+      <w:proofErr w:type="spellEnd"/>
+      <w:r>
+        <w:rPr>
+          <w:rFonts w:eastAsiaTheme="minorEastAsia"/>
+        </w:rPr>
+        <w:t xml:space="preserve"> to compute global monthly NEP and uncertainty, respectively, and store the results in the variables </w:t>
+      </w:r>
+      <w:proofErr w:type="spellStart"/>
+      <w:r>
+        <w:rPr>
+          <w:rFonts w:eastAsiaTheme="minorEastAsia"/>
+        </w:rPr>
+        <w:t>monthly_NEP</w:t>
+      </w:r>
+      <w:proofErr w:type="spellEnd"/>
+      <w:r>
+        <w:rPr>
+          <w:rFonts w:eastAsiaTheme="minorEastAsia"/>
+        </w:rPr>
+        <w:t xml:space="preserve"> and </w:t>
+      </w:r>
+      <w:proofErr w:type="spellStart"/>
+      <w:r>
+        <w:rPr>
+          <w:rFonts w:eastAsiaTheme="minorEastAsia"/>
+        </w:rPr>
+        <w:t>uncertainty_means</w:t>
+      </w:r>
+      <w:proofErr w:type="spellEnd"/>
+      <w:r>
+        <w:rPr>
+          <w:rFonts w:eastAsiaTheme="minorEastAsia"/>
+        </w:rPr>
+        <w:t xml:space="preserve">. It should be noted that </w:t>
+      </w:r>
+      <w:proofErr w:type="spellStart"/>
+      <w:proofErr w:type="gramStart"/>
+      <w:r>
+        <w:rPr>
+          <w:rFonts w:eastAsiaTheme="minorEastAsia"/>
+        </w:rPr>
+        <w:t>Calculate</w:t>
+      </w:r>
+      <w:proofErr w:type="gramEnd"/>
+      <w:r>
+        <w:rPr>
+          <w:rFonts w:eastAsiaTheme="minorEastAsia"/>
+        </w:rPr>
+        <w:t>_monthly_NEP.m</w:t>
+      </w:r>
+      <w:proofErr w:type="spellEnd"/>
+      <w:r>
+        <w:rPr>
+          <w:rFonts w:eastAsiaTheme="minorEastAsia"/>
+        </w:rPr>
+        <w:t xml:space="preserve"> also </w:t>
+      </w:r>
+      <w:r>
+        <w:rPr>
+          <w:rFonts w:eastAsiaTheme="minorEastAsia"/>
+        </w:rPr>
+        <w:lastRenderedPageBreak/>
+        <w:t>generates grid-based total NEP from unit-area NEP.</w:t>
       </w:r>
       <w:r>
         <w:t xml:space="preserve"> </w:t>
       </w:r>
-    </w:p>
-    <w:p>
-      <w:pPr>
-        <w:rPr>
-          <w:rFonts w:eastAsiaTheme="minorEastAsia"/>
-        </w:rPr>
-      </w:pPr>
-      <w:r>
-        <w:rPr>
-          <w:rFonts w:eastAsiaTheme="minorEastAsia" w:hint="eastAsia"/>
+      <w:r>
+        <w:rPr>
+          <w:rFonts w:eastAsiaTheme="minorEastAsia"/>
+        </w:rPr>
+        <w:t>The final results will be compiled into Figure</w:t>
+      </w:r>
+      <w:r>
+        <w:rPr>
+          <w:rFonts w:eastAsiaTheme="minorEastAsia" w:hint="eastAsia"/>
+        </w:rPr>
+        <w:t>5</w:t>
+      </w:r>
+      <w:r>
+        <w:rPr>
+          <w:rFonts w:eastAsiaTheme="minorEastAsia"/>
+        </w:rPr>
+        <w:t>.xlsx file.</w:t>
+      </w:r>
+    </w:p>
+    <w:p>
+      <w:pPr>
+        <w:rPr>
+          <w:rFonts w:eastAsiaTheme="minorEastAsia"/>
+        </w:rPr>
+      </w:pPr>
+      <w:r>
+        <w:rPr>
+          <w:rFonts w:eastAsiaTheme="minorEastAsia"/>
+        </w:rPr>
+        <w:t xml:space="preserve">Step </w:t>
+      </w:r>
+      <w:r>
+        <w:rPr>
+          <w:rFonts w:eastAsiaTheme="minorEastAsia" w:hint="eastAsia"/>
+        </w:rPr>
+        <w:t>3</w:t>
+      </w:r>
+      <w:r>
+        <w:rPr>
+          <w:rFonts w:eastAsiaTheme="minorEastAsia"/>
+        </w:rPr>
+        <w:t>:</w:t>
+      </w:r>
+      <w:r>
+        <w:rPr>
+          <w:rFonts w:eastAsiaTheme="minorEastAsia" w:hint="eastAsia"/>
+        </w:rPr>
+        <w:t xml:space="preserve"> </w:t>
+      </w:r>
+      <w:r>
+        <w:rPr>
+          <w:rFonts w:eastAsiaTheme="minorEastAsia"/>
+        </w:rPr>
+        <w:t>Run Figure5.m to generate Figure 5.</w:t>
+      </w:r>
+    </w:p>
+    <w:p>
+      <w:pPr>
+        <w:rPr>
+          <w:rFonts w:eastAsiaTheme="minorEastAsia"/>
+        </w:rPr>
+      </w:pPr>
+    </w:p>
+    <w:p>
+      <w:pPr>
+        <w:rPr>
+          <w:rFonts w:eastAsiaTheme="minorEastAsia"/>
+        </w:rPr>
+      </w:pPr>
+      <w:r>
+        <w:rPr>
+          <w:rFonts w:eastAsiaTheme="minorEastAsia" w:hint="eastAsia"/>
+        </w:rPr>
+        <w:t xml:space="preserve">Figure 9: </w:t>
+      </w:r>
+    </w:p>
+    <w:p>
+      <w:pPr>
+        <w:rPr>
+          <w:rFonts w:eastAsiaTheme="minorEastAsia"/>
+        </w:rPr>
+      </w:pPr>
+      <w:r>
+        <w:rPr>
+          <w:rFonts w:eastAsiaTheme="minorEastAsia"/>
         </w:rPr>
         <w:t xml:space="preserve">Step 1: </w:t>
       </w:r>
-      <w:r>
-        <w:rPr>
-          <w:rFonts w:eastAsiaTheme="minorEastAsia"/>
-        </w:rPr>
-        <w:t xml:space="preserve">The MRMR_SELECT.py file is used to select suitable variables, with both correlation and MRMR scores viewable in the output. </w:t>
-      </w:r>
-      <w:r>
-        <w:rPr>
-          <w:rFonts w:eastAsiaTheme="minorEastAsia"/>
-        </w:rPr>
-        <w:t xml:space="preserve">The folder named PFT contains sample datasets for the five land cover types. You can modify the </w:t>
-      </w:r>
-      <w:r>
-        <w:rPr>
-          <w:rFonts w:eastAsiaTheme="minorEastAsia"/>
-        </w:rPr>
-        <w:t>‘</w:t>
-      </w:r>
       <w:proofErr w:type="spellStart"/>
       <w:r>
         <w:rPr>
           <w:rFonts w:eastAsiaTheme="minorEastAsia"/>
         </w:rPr>
-        <w:t>csv_file_path</w:t>
+        <w:t>Latitude_longitude.m</w:t>
       </w:r>
       <w:proofErr w:type="spellEnd"/>
       <w:r>
         <w:rPr>
           <w:rFonts w:eastAsiaTheme="minorEastAsia"/>
         </w:rPr>
-        <w:t>’</w:t>
-      </w:r>
-      <w:r>
-        <w:rPr>
-          <w:rFonts w:eastAsiaTheme="minorEastAsia"/>
-        </w:rPr>
-        <w:t xml:space="preserve"> in the code to obtain the desired type.</w:t>
+        <w:t xml:space="preserve"> was used to perform latitude and longitude statistics on six product sets. After collation and matching, the final results are stored in Figure9.xlsx.</w:t>
+      </w:r>
+      <w:r>
+        <w:t xml:space="preserve"> </w:t>
+      </w:r>
+      <w:r>
+        <w:rPr>
+          <w:rFonts w:eastAsiaTheme="minorEastAsia"/>
+        </w:rPr>
+        <w:t xml:space="preserve">However, you must first download the corresponding data to obtain the results. </w:t>
+      </w:r>
+      <w:r>
+        <w:rPr>
+          <w:rFonts w:eastAsiaTheme="minorEastAsia" w:hint="eastAsia"/>
+        </w:rPr>
+        <w:t>T</w:t>
+      </w:r>
+      <w:r>
+        <w:rPr>
+          <w:rFonts w:eastAsiaTheme="minorEastAsia"/>
+        </w:rPr>
+        <w:t xml:space="preserve">he averaged NEP products (2001–2019) are available at https://doi.org/10.5281/zenodo.17623397 under “2001–2019 Average (Six NEP Products).” Update the </w:t>
+      </w:r>
+      <w:proofErr w:type="spellStart"/>
+      <w:r>
+        <w:rPr>
+          <w:rFonts w:eastAsiaTheme="minorEastAsia"/>
+        </w:rPr>
+        <w:t>products_dir</w:t>
+      </w:r>
+      <w:proofErr w:type="spellEnd"/>
+      <w:r>
+        <w:rPr>
+          <w:rFonts w:eastAsiaTheme="minorEastAsia"/>
+        </w:rPr>
+        <w:t xml:space="preserve"> path in the code accordingly.</w:t>
       </w:r>
     </w:p>
     <w:p>
@@ -196,606 +662,7 @@
         <w:rPr>
           <w:rFonts w:eastAsiaTheme="minorEastAsia"/>
         </w:rPr>
-        <w:t xml:space="preserve">: </w:t>
-      </w:r>
-      <w:r>
-        <w:rPr>
-          <w:rFonts w:eastAsiaTheme="minorEastAsia"/>
-        </w:rPr>
-        <w:t xml:space="preserve">The </w:t>
-      </w:r>
-      <w:r>
-        <w:rPr>
-          <w:rFonts w:eastAsiaTheme="minorEastAsia"/>
-        </w:rPr>
-        <w:t>correlation and MRMR scores</w:t>
-      </w:r>
-      <w:r>
-        <w:rPr>
-          <w:rFonts w:eastAsiaTheme="minorEastAsia"/>
-        </w:rPr>
-        <w:t xml:space="preserve"> are compiled and stored in the Figure3.xlsx file</w:t>
-      </w:r>
-    </w:p>
-    <w:p>
-      <w:pPr>
-        <w:rPr>
-          <w:rFonts w:eastAsiaTheme="minorEastAsia"/>
-        </w:rPr>
-      </w:pPr>
-      <w:r>
-        <w:rPr>
-          <w:rFonts w:eastAsiaTheme="minorEastAsia"/>
-        </w:rPr>
-        <w:t xml:space="preserve">Step </w:t>
-      </w:r>
-      <w:r>
-        <w:rPr>
-          <w:rFonts w:eastAsiaTheme="minorEastAsia" w:hint="eastAsia"/>
-        </w:rPr>
-        <w:t>3</w:t>
-      </w:r>
-      <w:r>
-        <w:rPr>
-          <w:rFonts w:eastAsiaTheme="minorEastAsia"/>
-        </w:rPr>
-        <w:t>: You can use Figure3.m to</w:t>
-      </w:r>
-      <w:r>
-        <w:rPr>
-          <w:rFonts w:eastAsiaTheme="minorEastAsia"/>
-        </w:rPr>
-        <w:t xml:space="preserve"> generate the Figure 3.</w:t>
-      </w:r>
-    </w:p>
-    <w:p>
-      <w:pPr>
-        <w:rPr>
-          <w:rFonts w:eastAsiaTheme="minorEastAsia"/>
-        </w:rPr>
-      </w:pPr>
-    </w:p>
-    <w:bookmarkEnd w:id="0"/>
-    <w:p>
-      <w:pPr>
-        <w:rPr>
-          <w:rFonts w:eastAsiaTheme="minorEastAsia"/>
-        </w:rPr>
-      </w:pPr>
-      <w:r>
-        <w:rPr>
-          <w:rFonts w:eastAsiaTheme="minorEastAsia" w:hint="eastAsia"/>
-        </w:rPr>
-        <w:t>Figure 4:</w:t>
-      </w:r>
-      <w:r>
-        <w:t xml:space="preserve"> </w:t>
-      </w:r>
-    </w:p>
-    <w:p>
-      <w:pPr>
-        <w:rPr>
-          <w:rFonts w:eastAsiaTheme="minorEastAsia"/>
-        </w:rPr>
-      </w:pPr>
-      <w:r>
-        <w:rPr>
-          <w:rFonts w:eastAsiaTheme="minorEastAsia"/>
-        </w:rPr>
-        <w:t xml:space="preserve">Step 1: Use the MMsimilarity_calculation_test_LC_fold10.m file to generate validation results for corresponding land cover types. LC represents five land cover types, and the results are stored in the </w:t>
-      </w:r>
-      <w:proofErr w:type="spellStart"/>
-      <w:r>
-        <w:rPr>
-          <w:rFonts w:eastAsiaTheme="minorEastAsia"/>
-        </w:rPr>
-        <w:t>Geo_analysis</w:t>
-      </w:r>
-      <w:proofErr w:type="spellEnd"/>
-      <w:r>
-        <w:rPr>
-          <w:rFonts w:eastAsiaTheme="minorEastAsia"/>
-        </w:rPr>
-        <w:t xml:space="preserve"> folder.</w:t>
-      </w:r>
-    </w:p>
-    <w:p>
-      <w:pPr>
-        <w:rPr>
-          <w:rFonts w:eastAsiaTheme="minorEastAsia"/>
-        </w:rPr>
-      </w:pPr>
-      <w:r>
-        <w:rPr>
-          <w:rFonts w:eastAsiaTheme="minorEastAsia" w:hint="eastAsia"/>
-        </w:rPr>
-        <w:t xml:space="preserve">Step 2: </w:t>
-      </w:r>
-      <w:r>
-        <w:rPr>
-          <w:rFonts w:eastAsiaTheme="minorEastAsia"/>
-        </w:rPr>
-        <w:t>The final R</w:t>
-      </w:r>
-      <w:r>
-        <w:rPr>
-          <w:rFonts w:eastAsiaTheme="minorEastAsia" w:hint="eastAsia"/>
-          <w:vertAlign w:val="superscript"/>
-        </w:rPr>
-        <w:t>2</w:t>
-      </w:r>
-      <w:r>
-        <w:rPr>
-          <w:rFonts w:eastAsiaTheme="minorEastAsia"/>
-        </w:rPr>
-        <w:t>, RMSE, bias, and slope values are stored in variables named *_geo. We have also organized them into a folder named Result</w:t>
-      </w:r>
-      <w:r>
-        <w:rPr>
-          <w:rFonts w:eastAsiaTheme="minorEastAsia" w:hint="eastAsia"/>
-        </w:rPr>
-        <w:t xml:space="preserve"> (</w:t>
-      </w:r>
-      <w:r>
-        <w:rPr>
-          <w:rFonts w:eastAsiaTheme="minorEastAsia"/>
-        </w:rPr>
-        <w:t>10fold_validation_</w:t>
-      </w:r>
-      <w:r>
-        <w:rPr>
-          <w:rFonts w:eastAsiaTheme="minorEastAsia" w:hint="eastAsia"/>
-        </w:rPr>
-        <w:t>LC</w:t>
-      </w:r>
-      <w:r>
-        <w:rPr>
-          <w:rFonts w:eastAsiaTheme="minorEastAsia"/>
-        </w:rPr>
-        <w:t>.xlsx</w:t>
-      </w:r>
-      <w:r>
-        <w:rPr>
-          <w:rFonts w:eastAsiaTheme="minorEastAsia" w:hint="eastAsia"/>
-        </w:rPr>
-        <w:t>)</w:t>
-      </w:r>
-      <w:r>
-        <w:rPr>
-          <w:rFonts w:eastAsiaTheme="minorEastAsia"/>
-        </w:rPr>
-        <w:t>.</w:t>
-      </w:r>
-    </w:p>
-    <w:p>
-      <w:pPr>
-        <w:rPr>
-          <w:rFonts w:eastAsiaTheme="minorEastAsia"/>
-        </w:rPr>
-      </w:pPr>
-      <w:r>
-        <w:rPr>
-          <w:rFonts w:eastAsiaTheme="minorEastAsia"/>
-        </w:rPr>
-        <w:t xml:space="preserve">Step </w:t>
-      </w:r>
-      <w:r>
-        <w:rPr>
-          <w:rFonts w:eastAsiaTheme="minorEastAsia" w:hint="eastAsia"/>
-        </w:rPr>
-        <w:t>3</w:t>
-      </w:r>
-      <w:r>
-        <w:rPr>
-          <w:rFonts w:eastAsiaTheme="minorEastAsia"/>
-        </w:rPr>
-        <w:t xml:space="preserve">: </w:t>
-      </w:r>
-      <w:r>
-        <w:rPr>
-          <w:rFonts w:eastAsiaTheme="minorEastAsia"/>
-        </w:rPr>
-        <w:t>Finally, use Figure</w:t>
-      </w:r>
-      <w:r>
-        <w:rPr>
-          <w:rFonts w:eastAsiaTheme="minorEastAsia" w:hint="eastAsia"/>
-        </w:rPr>
-        <w:t xml:space="preserve"> </w:t>
-      </w:r>
-      <w:r>
-        <w:rPr>
-          <w:rFonts w:eastAsiaTheme="minorEastAsia"/>
-        </w:rPr>
-        <w:t>4.m to generate Figure 4.</w:t>
-      </w:r>
-    </w:p>
-    <w:p>
-      <w:pPr>
-        <w:rPr>
-          <w:rFonts w:eastAsiaTheme="minorEastAsia"/>
-        </w:rPr>
-      </w:pPr>
-    </w:p>
-    <w:p>
-      <w:pPr>
-        <w:rPr>
-          <w:rFonts w:eastAsiaTheme="minorEastAsia"/>
-        </w:rPr>
-      </w:pPr>
-      <w:r>
-        <w:rPr>
-          <w:rFonts w:eastAsiaTheme="minorEastAsia" w:hint="eastAsia"/>
-        </w:rPr>
-        <w:t xml:space="preserve">Figure 5: </w:t>
-      </w:r>
-    </w:p>
-    <w:p>
-      <w:pPr>
-        <w:rPr>
-          <w:rFonts w:eastAsiaTheme="minorEastAsia"/>
-        </w:rPr>
-      </w:pPr>
-      <w:bookmarkStart w:id="1" w:name="_Hlk214211705"/>
-      <w:r>
-        <w:rPr>
-          <w:rFonts w:eastAsiaTheme="minorEastAsia"/>
-        </w:rPr>
-        <w:t>Step 1:</w:t>
-      </w:r>
-      <w:bookmarkEnd w:id="1"/>
-      <w:r>
-        <w:rPr>
-          <w:rFonts w:eastAsiaTheme="minorEastAsia" w:hint="eastAsia"/>
-        </w:rPr>
-        <w:t xml:space="preserve"> </w:t>
-      </w:r>
-      <w:r>
-        <w:rPr>
-          <w:rFonts w:eastAsiaTheme="minorEastAsia"/>
-        </w:rPr>
-        <w:t xml:space="preserve">Figure 5 presents statistical results derived from the GEO_NEP </w:t>
-      </w:r>
-      <w:r>
-        <w:rPr>
-          <w:rFonts w:eastAsiaTheme="minorEastAsia" w:hint="eastAsia"/>
-        </w:rPr>
-        <w:t>dataset</w:t>
-      </w:r>
-      <w:r>
-        <w:rPr>
-          <w:rFonts w:eastAsiaTheme="minorEastAsia"/>
-        </w:rPr>
-        <w:t xml:space="preserve">. Therefore, to reproduce the findings, you must first download the </w:t>
-      </w:r>
-      <w:r>
-        <w:rPr>
-          <w:rFonts w:eastAsiaTheme="minorEastAsia" w:hint="eastAsia"/>
-        </w:rPr>
-        <w:t>dataset</w:t>
-      </w:r>
-      <w:r>
-        <w:rPr>
-          <w:rFonts w:eastAsiaTheme="minorEastAsia"/>
-        </w:rPr>
-        <w:t xml:space="preserve"> from </w:t>
-      </w:r>
-      <w:hyperlink r:id="rId6" w:history="1">
-        <w:r>
-          <w:rPr>
-            <w:rStyle w:val="af2"/>
-            <w:rFonts w:eastAsiaTheme="minorEastAsia"/>
-          </w:rPr>
-          <w:t>https://doi.org/10.5281/zenodo.17097588</w:t>
-        </w:r>
-      </w:hyperlink>
-      <w:r>
-        <w:rPr>
-          <w:rFonts w:eastAsiaTheme="minorEastAsia"/>
-        </w:rPr>
-        <w:t>.</w:t>
-      </w:r>
-    </w:p>
-    <w:p>
-      <w:pPr>
-        <w:rPr>
-          <w:rFonts w:eastAsiaTheme="minorEastAsia"/>
-        </w:rPr>
-      </w:pPr>
-      <w:r>
-        <w:rPr>
-          <w:rFonts w:eastAsiaTheme="minorEastAsia"/>
-        </w:rPr>
-        <w:t xml:space="preserve">Step </w:t>
-      </w:r>
-      <w:r>
-        <w:rPr>
-          <w:rFonts w:eastAsiaTheme="minorEastAsia" w:hint="eastAsia"/>
-        </w:rPr>
-        <w:t>2</w:t>
-      </w:r>
-      <w:r>
-        <w:rPr>
-          <w:rFonts w:eastAsiaTheme="minorEastAsia"/>
-        </w:rPr>
-        <w:t>:</w:t>
-      </w:r>
-      <w:r>
-        <w:rPr>
-          <w:rFonts w:eastAsiaTheme="minorEastAsia" w:hint="eastAsia"/>
-        </w:rPr>
-        <w:t xml:space="preserve"> </w:t>
-      </w:r>
-      <w:r>
-        <w:rPr>
-          <w:rFonts w:eastAsiaTheme="minorEastAsia"/>
-        </w:rPr>
-        <w:t xml:space="preserve">Use </w:t>
-      </w:r>
-      <w:proofErr w:type="spellStart"/>
-      <w:r>
-        <w:rPr>
-          <w:rFonts w:eastAsiaTheme="minorEastAsia"/>
-        </w:rPr>
-        <w:t>Calculate_monthly_NEP.m</w:t>
-      </w:r>
-      <w:proofErr w:type="spellEnd"/>
-      <w:r>
-        <w:rPr>
-          <w:rFonts w:eastAsiaTheme="minorEastAsia"/>
-        </w:rPr>
-        <w:t xml:space="preserve"> and </w:t>
-      </w:r>
-      <w:proofErr w:type="spellStart"/>
-      <w:r>
-        <w:rPr>
-          <w:rFonts w:eastAsiaTheme="minorEastAsia"/>
-        </w:rPr>
-        <w:t>Calculate_monthly_uncertainty.m</w:t>
-      </w:r>
-      <w:proofErr w:type="spellEnd"/>
-      <w:r>
-        <w:rPr>
-          <w:rFonts w:eastAsiaTheme="minorEastAsia"/>
-        </w:rPr>
-        <w:t xml:space="preserve"> to compute global monthly NEP and uncertainty, respectively, and store the results in the variables </w:t>
-      </w:r>
-      <w:proofErr w:type="spellStart"/>
-      <w:r>
-        <w:rPr>
-          <w:rFonts w:eastAsiaTheme="minorEastAsia"/>
-        </w:rPr>
-        <w:lastRenderedPageBreak/>
-        <w:t>monthly_NEP</w:t>
-      </w:r>
-      <w:proofErr w:type="spellEnd"/>
-      <w:r>
-        <w:rPr>
-          <w:rFonts w:eastAsiaTheme="minorEastAsia"/>
-        </w:rPr>
-        <w:t xml:space="preserve"> and </w:t>
-      </w:r>
-      <w:proofErr w:type="spellStart"/>
-      <w:r>
-        <w:rPr>
-          <w:rFonts w:eastAsiaTheme="minorEastAsia"/>
-        </w:rPr>
-        <w:t>uncertainty_means</w:t>
-      </w:r>
-      <w:proofErr w:type="spellEnd"/>
-      <w:r>
-        <w:rPr>
-          <w:rFonts w:eastAsiaTheme="minorEastAsia"/>
-        </w:rPr>
-        <w:t xml:space="preserve">. It should be noted that </w:t>
-      </w:r>
-      <w:proofErr w:type="spellStart"/>
-      <w:r>
-        <w:rPr>
-          <w:rFonts w:eastAsiaTheme="minorEastAsia"/>
-        </w:rPr>
-        <w:t>Calculate_monthly_NEP.m</w:t>
-      </w:r>
-      <w:proofErr w:type="spellEnd"/>
-      <w:r>
-        <w:rPr>
-          <w:rFonts w:eastAsiaTheme="minorEastAsia"/>
-        </w:rPr>
-        <w:t xml:space="preserve"> also generates grid-based total NEP from unit-area NEP.</w:t>
-      </w:r>
-      <w:r>
-        <w:t xml:space="preserve"> </w:t>
-      </w:r>
-      <w:r>
-        <w:rPr>
-          <w:rFonts w:eastAsiaTheme="minorEastAsia"/>
-        </w:rPr>
-        <w:t>The final results will be compiled into Figure</w:t>
-      </w:r>
-      <w:r>
-        <w:rPr>
-          <w:rFonts w:eastAsiaTheme="minorEastAsia" w:hint="eastAsia"/>
-        </w:rPr>
-        <w:t>5</w:t>
-      </w:r>
-      <w:r>
-        <w:rPr>
-          <w:rFonts w:eastAsiaTheme="minorEastAsia"/>
-        </w:rPr>
-        <w:t>.xlsx file.</w:t>
-      </w:r>
-    </w:p>
-    <w:p>
-      <w:pPr>
-        <w:rPr>
-          <w:rFonts w:eastAsiaTheme="minorEastAsia"/>
-        </w:rPr>
-      </w:pPr>
-      <w:r>
-        <w:rPr>
-          <w:rFonts w:eastAsiaTheme="minorEastAsia"/>
-        </w:rPr>
-        <w:t xml:space="preserve">Step </w:t>
-      </w:r>
-      <w:r>
-        <w:rPr>
-          <w:rFonts w:eastAsiaTheme="minorEastAsia" w:hint="eastAsia"/>
-        </w:rPr>
-        <w:t>3</w:t>
-      </w:r>
-      <w:r>
-        <w:rPr>
-          <w:rFonts w:eastAsiaTheme="minorEastAsia"/>
-        </w:rPr>
-        <w:t>:</w:t>
-      </w:r>
-      <w:r>
-        <w:rPr>
-          <w:rFonts w:eastAsiaTheme="minorEastAsia" w:hint="eastAsia"/>
-        </w:rPr>
-        <w:t xml:space="preserve"> </w:t>
-      </w:r>
-      <w:r>
-        <w:rPr>
-          <w:rFonts w:eastAsiaTheme="minorEastAsia"/>
-        </w:rPr>
-        <w:t>The Figure 5.xlsx file contains the statistically compiled global monthly NEP values and their corresponding uncertainties. Figure 5.m can be used to directly generate Figure 5.</w:t>
-      </w:r>
-    </w:p>
-    <w:p>
-      <w:pPr>
-        <w:rPr>
-          <w:rFonts w:eastAsiaTheme="minorEastAsia"/>
-        </w:rPr>
-      </w:pPr>
-    </w:p>
-    <w:p>
-      <w:pPr>
-        <w:rPr>
-          <w:rFonts w:eastAsiaTheme="minorEastAsia"/>
-        </w:rPr>
-      </w:pPr>
-      <w:r>
-        <w:rPr>
-          <w:rFonts w:eastAsiaTheme="minorEastAsia" w:hint="eastAsia"/>
-        </w:rPr>
-        <w:t xml:space="preserve">Figure 9: </w:t>
-      </w:r>
-    </w:p>
-    <w:p>
-      <w:pPr>
-        <w:rPr>
-          <w:rFonts w:eastAsiaTheme="minorEastAsia"/>
-        </w:rPr>
-      </w:pPr>
-      <w:r>
-        <w:rPr>
-          <w:rFonts w:eastAsiaTheme="minorEastAsia"/>
-        </w:rPr>
-        <w:t xml:space="preserve">Step 1: </w:t>
-      </w:r>
-      <w:proofErr w:type="spellStart"/>
-      <w:r>
-        <w:rPr>
-          <w:rFonts w:eastAsiaTheme="minorEastAsia"/>
-        </w:rPr>
-        <w:t>Latitude_longitude.m</w:t>
-      </w:r>
-      <w:proofErr w:type="spellEnd"/>
-      <w:r>
-        <w:rPr>
-          <w:rFonts w:eastAsiaTheme="minorEastAsia"/>
-        </w:rPr>
-        <w:t xml:space="preserve"> was used to perform latitude and longitude statistics on six product sets. After collation and matching, the final results are stored in Figure9.xlsx.</w:t>
-      </w:r>
-      <w:r>
-        <w:t xml:space="preserve"> </w:t>
-      </w:r>
-      <w:r>
-        <w:rPr>
-          <w:rFonts w:eastAsiaTheme="minorEastAsia"/>
-        </w:rPr>
-        <w:t>However, you must first download the corresponding data to obtain the results. The average values for the six NEP products from 2001 to 2019 have already been uploaded to the</w:t>
-      </w:r>
-      <w:r>
-        <w:rPr>
-          <w:rFonts w:eastAsiaTheme="minorEastAsia" w:hint="eastAsia"/>
-        </w:rPr>
-        <w:t xml:space="preserve"> </w:t>
-      </w:r>
-      <w:r>
-        <w:rPr>
-          <w:rFonts w:eastAsiaTheme="minorEastAsia"/>
-        </w:rPr>
-        <w:t>https://doi.org/10.5281/zenodo.17097588, named “2001–2019 Average (Six NEP Products)”.</w:t>
-      </w:r>
-      <w:r>
-        <w:t xml:space="preserve"> </w:t>
-      </w:r>
-      <w:r>
-        <w:rPr>
-          <w:rFonts w:eastAsiaTheme="minorEastAsia"/>
-        </w:rPr>
-        <w:t xml:space="preserve">After downloading, simply replace the path in the </w:t>
-      </w:r>
-      <w:proofErr w:type="spellStart"/>
-      <w:r>
-        <w:rPr>
-          <w:rFonts w:eastAsiaTheme="minorEastAsia"/>
-        </w:rPr>
-        <w:t>products_dir</w:t>
-      </w:r>
-      <w:proofErr w:type="spellEnd"/>
-      <w:r>
-        <w:rPr>
-          <w:rFonts w:eastAsiaTheme="minorEastAsia"/>
-        </w:rPr>
-        <w:t xml:space="preserve"> variable within the </w:t>
-      </w:r>
-      <w:proofErr w:type="spellStart"/>
-      <w:r>
-        <w:rPr>
-          <w:rFonts w:eastAsiaTheme="minorEastAsia"/>
-        </w:rPr>
-        <w:t>Latitude_longitude.m</w:t>
-      </w:r>
-      <w:proofErr w:type="spellEnd"/>
-      <w:r>
-        <w:rPr>
-          <w:rFonts w:eastAsiaTheme="minorEastAsia"/>
-        </w:rPr>
-        <w:t xml:space="preserve"> file.</w:t>
-      </w:r>
-    </w:p>
-    <w:p>
-      <w:pPr>
-        <w:rPr>
-          <w:rFonts w:eastAsiaTheme="minorEastAsia"/>
-        </w:rPr>
-      </w:pPr>
-      <w:r>
-        <w:rPr>
-          <w:rFonts w:eastAsiaTheme="minorEastAsia"/>
-        </w:rPr>
-        <w:t xml:space="preserve">Step </w:t>
-      </w:r>
-      <w:r>
-        <w:rPr>
-          <w:rFonts w:eastAsiaTheme="minorEastAsia" w:hint="eastAsia"/>
-        </w:rPr>
-        <w:t>2</w:t>
-      </w:r>
-      <w:r>
-        <w:rPr>
-          <w:rFonts w:eastAsiaTheme="minorEastAsia"/>
-        </w:rPr>
-        <w:t xml:space="preserve">: </w:t>
-      </w:r>
-      <w:r>
-        <w:rPr>
-          <w:rFonts w:eastAsiaTheme="minorEastAsia"/>
-        </w:rPr>
-        <w:t>Figure 9.m can be used to directly generate the corresponding Figure 9.</w:t>
+        <w:t>: Run Figure9.m to generate Figure 9.</w:t>
       </w:r>
     </w:p>
     <w:p>
@@ -828,13 +695,7 @@
         <w:rPr>
           <w:rFonts w:eastAsiaTheme="minorEastAsia"/>
         </w:rPr>
-        <w:t xml:space="preserve">Step 1: </w:t>
-      </w:r>
-      <w:r>
-        <w:rPr>
-          <w:rFonts w:eastAsiaTheme="minorEastAsia"/>
-        </w:rPr>
-        <w:t>The creation of this figure requires six sets of annual NEP products. The GEO3_NEP annual product used in this study is available at the URL https://doi.org/10.5281/zenodo.17097588. Although we have downloaded this data, we do not have the authority to share it.</w:t>
+        <w:t>Step 1: The creation of this figure requires six sets of annual NEP products. The GEO3_NEP annual product used in this study is available at the URL https://doi.org/10.5281/zenodo.17623397. Although we have downloaded this data, we do not have the authority to share it.</w:t>
       </w:r>
       <w:r>
         <w:rPr>
@@ -1300,19 +1161,7 @@
         <w:rPr>
           <w:rFonts w:eastAsiaTheme="minorEastAsia"/>
         </w:rPr>
-        <w:t>After obtaining the data, it must be converted to a uniform unit. Subsequently, simply sum the TIF</w:t>
-      </w:r>
-      <w:r>
-        <w:rPr>
-          <w:rFonts w:eastAsiaTheme="minorEastAsia" w:hint="eastAsia"/>
-        </w:rPr>
-        <w:t>F</w:t>
-      </w:r>
-      <w:r>
-        <w:rPr>
-          <w:rFonts w:eastAsiaTheme="minorEastAsia"/>
-        </w:rPr>
-        <w:t xml:space="preserve"> data to obtain the annual NEP.</w:t>
+        <w:t>Convert all data to a consistent unit and sum the TIFF values to obtain annual NEP.</w:t>
       </w:r>
     </w:p>
     <w:p>
@@ -1349,13 +1198,7 @@
         <w:rPr>
           <w:rFonts w:eastAsiaTheme="minorEastAsia"/>
         </w:rPr>
-        <w:t>Figure 10.xlsx contains the annual NEP results for the six NEP products we have statistically compiled.</w:t>
-      </w:r>
-      <w:r>
-        <w:rPr>
-          <w:rFonts w:eastAsiaTheme="minorEastAsia"/>
-        </w:rPr>
-        <w:t xml:space="preserve"> Figure 10.m can be used to generate Figure 10.</w:t>
+        <w:t>The compiled annual NEP results are provided in Figure10.xlsx. Run Figure10.m to generate Figure 10.</w:t>
       </w:r>
     </w:p>
     <w:p>
@@ -1412,180 +1255,144 @@
         <w:rPr>
           <w:rFonts w:eastAsiaTheme="minorEastAsia"/>
         </w:rPr>
-        <w:t xml:space="preserve">Figure 11 also requires annual NEP products. After obtaining the corresponding </w:t>
-      </w:r>
-      <w:r>
-        <w:rPr>
-          <w:rFonts w:eastAsiaTheme="minorEastAsia"/>
+        <w:t xml:space="preserve">Figure 11 also requires annual NEP products. After obtaining the corresponding products, use the RECCAP_statistic.py file to calculate the NEP values for the RECCAP region. Modify the </w:t>
+      </w:r>
+      <w:proofErr w:type="spellStart"/>
+      <w:r>
+        <w:rPr>
+          <w:rFonts w:eastAsiaTheme="minorEastAsia"/>
+        </w:rPr>
+        <w:t>globaldir</w:t>
+      </w:r>
+      <w:proofErr w:type="spellEnd"/>
+      <w:r>
+        <w:rPr>
+          <w:rFonts w:eastAsiaTheme="minorEastAsia"/>
+        </w:rPr>
+        <w:t xml:space="preserve"> variable to specify the download storage path.</w:t>
+      </w:r>
+    </w:p>
+    <w:p>
+      <w:pPr>
+        <w:rPr>
+          <w:rFonts w:eastAsiaTheme="minorEastAsia"/>
+        </w:rPr>
+      </w:pPr>
+      <w:r>
+        <w:rPr>
+          <w:rFonts w:eastAsiaTheme="minorEastAsia"/>
+        </w:rPr>
+        <w:t xml:space="preserve">Step </w:t>
+      </w:r>
+      <w:r>
+        <w:rPr>
+          <w:rFonts w:eastAsiaTheme="minorEastAsia" w:hint="eastAsia"/>
+        </w:rPr>
+        <w:t>2</w:t>
+      </w:r>
+      <w:r>
+        <w:rPr>
+          <w:rFonts w:eastAsiaTheme="minorEastAsia"/>
+        </w:rPr>
+        <w:t>:</w:t>
+      </w:r>
+      <w:r>
+        <w:rPr>
+          <w:rFonts w:eastAsiaTheme="minorEastAsia" w:hint="eastAsia"/>
+        </w:rPr>
+        <w:t xml:space="preserve"> </w:t>
+      </w:r>
+      <w:r>
+        <w:rPr>
+          <w:rFonts w:eastAsiaTheme="minorEastAsia"/>
+        </w:rPr>
+        <w:t>We have completed the NEP statistics for the corresponding products in RECCAP</w:t>
+      </w:r>
+      <w:r>
+        <w:t xml:space="preserve"> </w:t>
+      </w:r>
+      <w:r>
+        <w:rPr>
+          <w:rFonts w:eastAsiaTheme="minorEastAsia"/>
+        </w:rPr>
+        <w:t>region, with the results stored in Figure11.xlsx. Figure 1</w:t>
+      </w:r>
+      <w:r>
+        <w:rPr>
+          <w:rFonts w:eastAsiaTheme="minorEastAsia" w:hint="eastAsia"/>
+        </w:rPr>
+        <w:t>1</w:t>
+      </w:r>
+      <w:r>
+        <w:rPr>
+          <w:rFonts w:eastAsiaTheme="minorEastAsia"/>
+        </w:rPr>
+        <w:t>.m can be used to generate Figure 1</w:t>
+      </w:r>
+      <w:r>
+        <w:rPr>
+          <w:rFonts w:eastAsiaTheme="minorEastAsia" w:hint="eastAsia"/>
+        </w:rPr>
+        <w:t>1</w:t>
+      </w:r>
+      <w:r>
+        <w:rPr>
+          <w:rFonts w:eastAsiaTheme="minorEastAsia"/>
+        </w:rPr>
+        <w:t>.</w:t>
+      </w:r>
+    </w:p>
+    <w:p>
+      <w:pPr>
+        <w:rPr>
+          <w:rFonts w:eastAsiaTheme="minorEastAsia"/>
+        </w:rPr>
+      </w:pPr>
+    </w:p>
+    <w:p>
+      <w:pPr>
+        <w:rPr>
+          <w:rFonts w:eastAsiaTheme="minorEastAsia"/>
+        </w:rPr>
+      </w:pPr>
+      <w:r>
+        <w:rPr>
+          <w:rFonts w:eastAsiaTheme="minorEastAsia" w:hint="eastAsia"/>
         </w:rPr>
         <w:lastRenderedPageBreak/>
-        <w:t xml:space="preserve">products, use the RECCAP_statistic.py file to calculate the NEP values for the RECCAP region. Modify the </w:t>
-      </w:r>
-      <w:proofErr w:type="spellStart"/>
-      <w:r>
-        <w:rPr>
-          <w:rFonts w:eastAsiaTheme="minorEastAsia"/>
-        </w:rPr>
-        <w:t>globaldir</w:t>
-      </w:r>
-      <w:proofErr w:type="spellEnd"/>
-      <w:r>
-        <w:rPr>
-          <w:rFonts w:eastAsiaTheme="minorEastAsia"/>
-        </w:rPr>
-        <w:t xml:space="preserve"> variable to specify the download storage path.</w:t>
-      </w:r>
-    </w:p>
-    <w:p>
-      <w:pPr>
-        <w:rPr>
-          <w:rFonts w:eastAsiaTheme="minorEastAsia"/>
-        </w:rPr>
-      </w:pPr>
-      <w:r>
-        <w:rPr>
-          <w:rFonts w:eastAsiaTheme="minorEastAsia"/>
-        </w:rPr>
-        <w:t xml:space="preserve">Step </w:t>
-      </w:r>
-      <w:r>
-        <w:rPr>
-          <w:rFonts w:eastAsiaTheme="minorEastAsia" w:hint="eastAsia"/>
-        </w:rPr>
-        <w:t>2</w:t>
-      </w:r>
-      <w:r>
-        <w:rPr>
-          <w:rFonts w:eastAsiaTheme="minorEastAsia"/>
-        </w:rPr>
-        <w:t>:</w:t>
-      </w:r>
-      <w:r>
-        <w:rPr>
-          <w:rFonts w:eastAsiaTheme="minorEastAsia" w:hint="eastAsia"/>
-        </w:rPr>
+        <w:t xml:space="preserve">Table 2: </w:t>
+      </w:r>
+      <w:r>
+        <w:rPr>
+          <w:rFonts w:eastAsiaTheme="minorEastAsia"/>
+        </w:rPr>
+        <w:t>Table 2 presents the five-fold cross-validation results of the GEO3_NEP model. The code is located in the Validation folder as MMsimilarity_calculation_test_5fold_LC.m, where LC denotes different land cover types. Results are displayed directly in the output.</w:t>
+      </w:r>
+    </w:p>
+    <w:p>
+      <w:pPr>
+        <w:rPr>
+          <w:rFonts w:eastAsiaTheme="minorEastAsia"/>
+        </w:rPr>
+      </w:pPr>
+    </w:p>
+    <w:p>
+      <w:pPr>
+        <w:rPr>
+          <w:rFonts w:eastAsiaTheme="minorEastAsia"/>
+        </w:rPr>
+      </w:pPr>
+      <w:r>
+        <w:rPr>
+          <w:rFonts w:eastAsiaTheme="minorEastAsia"/>
+        </w:rPr>
+        <w:t>It is worth noting that the process and results of five-fold cross-validation may vary slightly due to differences in grouping, but no significant bias will occur.</w:t>
+      </w:r>
+      <w:r>
         <w:t xml:space="preserve"> </w:t>
       </w:r>
       <w:r>
         <w:rPr>
-          <w:rFonts w:eastAsiaTheme="minorEastAsia"/>
-        </w:rPr>
-        <w:t>We have completed the NEP statistics for the corresponding products in RECCAP</w:t>
-      </w:r>
-      <w:r>
-        <w:t xml:space="preserve"> </w:t>
-      </w:r>
-      <w:r>
-        <w:rPr>
-          <w:rFonts w:eastAsiaTheme="minorEastAsia"/>
-        </w:rPr>
-        <w:t>region, with the results stored in Figure11.xlsx</w:t>
-      </w:r>
-      <w:r>
-        <w:rPr>
-          <w:rFonts w:eastAsiaTheme="minorEastAsia"/>
-        </w:rPr>
-        <w:t>. Figure 1</w:t>
-      </w:r>
-      <w:r>
-        <w:rPr>
-          <w:rFonts w:eastAsiaTheme="minorEastAsia" w:hint="eastAsia"/>
-        </w:rPr>
-        <w:t>1</w:t>
-      </w:r>
-      <w:r>
-        <w:rPr>
-          <w:rFonts w:eastAsiaTheme="minorEastAsia"/>
-        </w:rPr>
-        <w:t>.m can be used to generate Figure 1</w:t>
-      </w:r>
-      <w:r>
-        <w:rPr>
-          <w:rFonts w:eastAsiaTheme="minorEastAsia" w:hint="eastAsia"/>
-        </w:rPr>
-        <w:t>1</w:t>
-      </w:r>
-      <w:r>
-        <w:rPr>
-          <w:rFonts w:eastAsiaTheme="minorEastAsia"/>
-        </w:rPr>
-        <w:t>.</w:t>
-      </w:r>
-    </w:p>
-    <w:p>
-      <w:pPr>
-        <w:rPr>
-          <w:rFonts w:eastAsiaTheme="minorEastAsia"/>
-        </w:rPr>
-      </w:pPr>
-    </w:p>
-    <w:p>
-      <w:pPr>
-        <w:rPr>
-          <w:rFonts w:eastAsiaTheme="minorEastAsia"/>
-        </w:rPr>
-      </w:pPr>
-      <w:r>
-        <w:rPr>
-          <w:rFonts w:eastAsiaTheme="minorEastAsia" w:hint="eastAsia"/>
-        </w:rPr>
-        <w:t xml:space="preserve">Table 2: </w:t>
-      </w:r>
-      <w:r>
-        <w:rPr>
-          <w:rFonts w:eastAsiaTheme="minorEastAsia"/>
-        </w:rPr>
-        <w:t xml:space="preserve">Table 2 presents the results of the GEO3_NEP model evaluated through five-fold cross-validation. The code is stored in the Validation folder </w:t>
-      </w:r>
-      <w:r>
-        <w:rPr>
-          <w:rFonts w:eastAsiaTheme="minorEastAsia" w:hint="eastAsia"/>
-        </w:rPr>
-        <w:t>with</w:t>
-      </w:r>
-      <w:r>
-        <w:rPr>
-          <w:rFonts w:eastAsiaTheme="minorEastAsia"/>
-        </w:rPr>
-        <w:t xml:space="preserve"> the filename MMsimilarity_calculation_test_5fold_LC.m, where LC denotes different land cover types. The results will be displayed directly in the outpu</w:t>
-      </w:r>
-      <w:r>
-        <w:rPr>
-          <w:rFonts w:eastAsiaTheme="minorEastAsia" w:hint="eastAsia"/>
-        </w:rPr>
-        <w:t>t</w:t>
-      </w:r>
-      <w:r>
-        <w:rPr>
-          <w:rFonts w:eastAsiaTheme="minorEastAsia"/>
-        </w:rPr>
-        <w:t>.</w:t>
-      </w:r>
-    </w:p>
-    <w:p>
-      <w:pPr>
-        <w:rPr>
-          <w:rFonts w:eastAsiaTheme="minorEastAsia"/>
-        </w:rPr>
-      </w:pPr>
-    </w:p>
-    <w:p>
-      <w:pPr>
-        <w:rPr>
-          <w:rFonts w:eastAsiaTheme="minorEastAsia"/>
-        </w:rPr>
-      </w:pPr>
-      <w:r>
-        <w:rPr>
-          <w:rFonts w:eastAsiaTheme="minorEastAsia"/>
-        </w:rPr>
-        <w:t>It is worth noting that the process and results of five-fold cross-validation may vary slightly due to differences in grouping, but no significant bias will occur.</w:t>
-      </w:r>
-      <w:r>
-        <w:t xml:space="preserve"> </w:t>
-      </w:r>
-      <w:r>
-        <w:rPr>
           <w:rFonts w:eastAsiaTheme="minorEastAsia" w:hint="eastAsia"/>
         </w:rPr>
         <w:t>Figure</w:t>
@@ -1642,7 +1449,7 @@
       <w:r>
         <w:t>Han, Q., et al., 2025. Upscaling Tower-Based Net Ecosystem Productivity to 250 m Resolution with Flux Site Distribution Considerations. Remote Sensing 17.</w:t>
       </w:r>
-      <w:hyperlink r:id="rId7" w:history="1">
+      <w:hyperlink r:id="rId6" w:history="1">
         <w:r>
           <w:rPr>
             <w:rStyle w:val="af2"/>
@@ -1658,7 +1465,7 @@
       <w:r>
         <w:t>Huang, N., et al., 2021. Estimating the Net Ecosystem Exchange at Global FLUXNET Sites Using a Random Forest Model. IEEE Journal of Selected Topics in Applied Earth Observations and Remote Sensing 14, 9826-9836.</w:t>
       </w:r>
-      <w:hyperlink r:id="rId8" w:history="1">
+      <w:hyperlink r:id="rId7" w:history="1">
         <w:r>
           <w:rPr>
             <w:rStyle w:val="af2"/>
@@ -1674,7 +1481,7 @@
       <w:r>
         <w:t>Nelson, J.A., et al., 2024. X-BASE: the first terrestrial carbon and water flux products from an extended data-driven scaling framework, FLUXCOM-X. Biogeosciences 21, 5079-5115.</w:t>
       </w:r>
-      <w:hyperlink r:id="rId9" w:history="1">
+      <w:hyperlink r:id="rId8" w:history="1">
         <w:r>
           <w:rPr>
             <w:rStyle w:val="af2"/>
@@ -1690,7 +1497,7 @@
       <w:r>
         <w:t>Yuan, Q., et al., 2025. Global carbon flux dataset generated by fusing remote sensing and multiple flux networks observation. Sci Data 12, 1359.</w:t>
       </w:r>
-      <w:hyperlink r:id="rId10" w:history="1">
+      <w:hyperlink r:id="rId9" w:history="1">
         <w:r>
           <w:rPr>
             <w:rStyle w:val="af2"/>
@@ -1706,7 +1513,7 @@
       <w:r>
         <w:t>Zeng, J., et al., 2020. Global terrestrial carbon fluxes of 1999-2019 estimated by upscaling eddy covariance data with a random forest. Sci Data 7, 313.</w:t>
       </w:r>
-      <w:hyperlink r:id="rId11" w:history="1">
+      <w:hyperlink r:id="rId10" w:history="1">
         <w:r>
           <w:rPr>
             <w:rStyle w:val="af2"/>
